--- a/283_Колташев_НВ_ИСРПО_УП .docx
+++ b/283_Колташев_НВ_ИСРПО_УП .docx
@@ -2,8 +2,6 @@
 <file path=word/document.xml><?xml version="1.0" encoding="utf-8"?>
 <w:document xmlns:wpc="http://schemas.microsoft.com/office/word/2010/wordprocessingCanvas" xmlns:cx="http://schemas.microsoft.com/office/drawing/2014/chartex" xmlns:mc="http://schemas.openxmlformats.org/markup-compatibility/2006" xmlns:o="urn:schemas-microsoft-com:office:office" xmlns:r="http://schemas.openxmlformats.org/officeDocument/2006/relationships" xmlns:m="http://schemas.openxmlformats.org/officeDocument/2006/math" xmlns:v="urn:schemas-microsoft-com:vml" xmlns:wp14="http://schemas.microsoft.com/office/word/2010/wordprocessingDrawing" xmlns:wp="http://schemas.openxmlformats.org/drawingml/2006/wordprocessingDrawing" xmlns:w10="urn:schemas-microsoft-com:office:word" xmlns:w="http://schemas.openxmlformats.org/wordprocessingml/2006/main" xmlns:w14="http://schemas.microsoft.com/office/word/2010/wordml" xmlns:w15="http://schemas.microsoft.com/office/word/2012/wordml" xmlns:w16se="http://schemas.microsoft.com/office/word/2015/wordml/symex" xmlns:wpg="http://schemas.microsoft.com/office/word/2010/wordprocessingGroup" xmlns:wpi="http://schemas.microsoft.com/office/word/2010/wordprocessingInk" xmlns:wne="http://schemas.microsoft.com/office/word/2006/wordml" xmlns:wps="http://schemas.microsoft.com/office/word/2010/wordprocessingShape" mc:Ignorable="w14 w15 w16se wp14">
   <w:body>
-    <w:bookmarkStart w:id="0" w:name="_GoBack"/>
-    <w:bookmarkEnd w:id="0"/>
     <w:p>
       <w:pPr>
         <w:spacing w:before="300"/>
@@ -2085,6 +2083,8 @@
           <w:docGrid w:linePitch="381"/>
         </w:sectPr>
       </w:pPr>
+      <w:bookmarkStart w:id="0" w:name="_GoBack"/>
+      <w:bookmarkEnd w:id="0"/>
     </w:p>
     <w:p>
       <w:pPr>
@@ -37058,7 +37058,7 @@
               <w:szCs w:val="20"/>
               <w:lang w:eastAsia="ru-RU"/>
             </w:rPr>
-            <w:t>623</w:t>
+            <w:t>617</w:t>
           </w:r>
         </w:p>
       </w:tc>
@@ -37243,7 +37243,7 @@
               <w:noProof/>
               <w:sz w:val="22"/>
             </w:rPr>
-            <w:t>24</w:t>
+            <w:t>6</w:t>
           </w:r>
           <w:r>
             <w:rPr>
@@ -42621,7 +42621,7 @@
 </file>
 
 <file path=customXml/itemProps1.xml><?xml version="1.0" encoding="utf-8"?>
-<ds:datastoreItem xmlns:ds="http://schemas.openxmlformats.org/officeDocument/2006/customXml" ds:itemID="{4F68680B-E057-4321-B191-95265873138A}">
+<ds:datastoreItem xmlns:ds="http://schemas.openxmlformats.org/officeDocument/2006/customXml" ds:itemID="{62956371-B635-47E2-8091-F55C16A7983A}">
   <ds:schemaRefs>
     <ds:schemaRef ds:uri="http://schemas.openxmlformats.org/officeDocument/2006/bibliography"/>
   </ds:schemaRefs>

--- a/283_Колташев_НВ_ИСРПО_УП .docx
+++ b/283_Колташев_НВ_ИСРПО_УП .docx
@@ -2083,8 +2083,6 @@
           <w:docGrid w:linePitch="381"/>
         </w:sectPr>
       </w:pPr>
-      <w:bookmarkStart w:id="0" w:name="_GoBack"/>
-      <w:bookmarkEnd w:id="0"/>
     </w:p>
     <w:p>
       <w:pPr>
@@ -2095,12 +2093,12 @@
         </w:numPr>
         <w:ind w:firstLine="709"/>
       </w:pPr>
-      <w:bookmarkStart w:id="1" w:name="_Toc224141699"/>
+      <w:bookmarkStart w:id="0" w:name="_Toc224141699"/>
       <w:r>
         <w:lastRenderedPageBreak/>
         <w:t>Введение</w:t>
       </w:r>
-      <w:bookmarkEnd w:id="1"/>
+      <w:bookmarkEnd w:id="0"/>
     </w:p>
     <w:p>
       <w:pPr>
@@ -2314,6 +2312,8 @@
         </w:rPr>
         <w:br w:type="page"/>
       </w:r>
+      <w:bookmarkStart w:id="1" w:name="_GoBack"/>
+      <w:bookmarkEnd w:id="1"/>
     </w:p>
     <w:p>
       <w:pPr>
@@ -35561,7 +35561,7 @@
 <w:ftr xmlns:wpc="http://schemas.microsoft.com/office/word/2010/wordprocessingCanvas" xmlns:cx="http://schemas.microsoft.com/office/drawing/2014/chartex" xmlns:mc="http://schemas.openxmlformats.org/markup-compatibility/2006" xmlns:o="urn:schemas-microsoft-com:office:office" xmlns:r="http://schemas.openxmlformats.org/officeDocument/2006/relationships" xmlns:m="http://schemas.openxmlformats.org/officeDocument/2006/math" xmlns:v="urn:schemas-microsoft-com:vml" xmlns:wp14="http://schemas.microsoft.com/office/word/2010/wordprocessingDrawing" xmlns:wp="http://schemas.openxmlformats.org/drawingml/2006/wordprocessingDrawing" xmlns:w10="urn:schemas-microsoft-com:office:word" xmlns:w="http://schemas.openxmlformats.org/wordprocessingml/2006/main" xmlns:w14="http://schemas.microsoft.com/office/word/2010/wordml" xmlns:w15="http://schemas.microsoft.com/office/word/2012/wordml" xmlns:w16se="http://schemas.microsoft.com/office/word/2015/wordml/symex" xmlns:wpg="http://schemas.microsoft.com/office/word/2010/wordprocessingGroup" xmlns:wpi="http://schemas.microsoft.com/office/word/2010/wordprocessingInk" xmlns:wne="http://schemas.microsoft.com/office/word/2006/wordml" xmlns:wps="http://schemas.microsoft.com/office/word/2010/wordprocessingShape" mc:Ignorable="w14 w15 w16se wp14">
   <w:tbl>
     <w:tblPr>
-      <w:tblW w:w="10490" w:type="dxa"/>
+      <w:tblW w:w="10506" w:type="dxa"/>
       <w:tblInd w:w="108" w:type="dxa"/>
       <w:tblBorders>
         <w:top w:val="single" w:sz="4" w:space="0" w:color="auto"/>
@@ -35583,9 +35583,12 @@
       <w:gridCol w:w="306"/>
       <w:gridCol w:w="785"/>
       <w:gridCol w:w="1176"/>
+      <w:gridCol w:w="16"/>
     </w:tblGrid>
     <w:tr>
       <w:trPr>
+        <w:gridAfter w:val="1"/>
+        <w:wAfter w:w="16" w:type="dxa"/>
         <w:trHeight w:val="288"/>
       </w:trPr>
       <w:tc>
@@ -35742,6 +35745,8 @@
     </w:tr>
     <w:tr>
       <w:trPr>
+        <w:gridAfter w:val="1"/>
+        <w:wAfter w:w="16" w:type="dxa"/>
         <w:trHeight w:hRule="exact" w:val="288"/>
       </w:trPr>
       <w:tc>
@@ -35849,6 +35854,8 @@
     </w:tr>
     <w:tr>
       <w:trPr>
+        <w:gridAfter w:val="1"/>
+        <w:wAfter w:w="16" w:type="dxa"/>
         <w:trHeight w:hRule="exact" w:val="288"/>
       </w:trPr>
       <w:tc>
@@ -35982,6 +35989,8 @@
     </w:tr>
     <w:tr>
       <w:trPr>
+        <w:gridAfter w:val="1"/>
+        <w:wAfter w:w="16" w:type="dxa"/>
         <w:trHeight w:hRule="exact" w:val="288"/>
       </w:trPr>
       <w:tc>
@@ -36375,24 +36384,15 @@
       </w:tc>
       <w:tc>
         <w:tcPr>
-          <w:tcW w:w="1176" w:type="dxa"/>
-          <w:tcBorders>
-            <w:bottom w:val="single" w:sz="4" w:space="0" w:color="auto"/>
-          </w:tcBorders>
-          <w:shd w:val="clear" w:color="auto" w:fill="FFC000" w:themeFill="accent4"/>
+          <w:tcW w:w="1192" w:type="dxa"/>
+          <w:gridSpan w:val="2"/>
           <w:vAlign w:val="center"/>
         </w:tcPr>
         <w:p>
           <w:pPr>
-            <w:tabs>
-              <w:tab w:val="left" w:pos="3870"/>
-            </w:tabs>
+            <w:spacing w:line="259" w:lineRule="auto"/>
             <w:ind w:firstLine="0"/>
             <w:jc w:val="center"/>
-            <w:rPr>
-              <w:color w:val="FFFFFF" w:themeColor="background1"/>
-              <w:sz w:val="22"/>
-            </w:rPr>
           </w:pPr>
           <w:r>
             <w:rPr>
@@ -36405,6 +36405,8 @@
     </w:tr>
     <w:tr>
       <w:trPr>
+        <w:gridAfter w:val="1"/>
+        <w:wAfter w:w="16" w:type="dxa"/>
         <w:trHeight w:val="295"/>
       </w:trPr>
       <w:tc>
@@ -36564,6 +36566,8 @@
     </w:tr>
     <w:tr>
       <w:trPr>
+        <w:gridAfter w:val="1"/>
+        <w:wAfter w:w="16" w:type="dxa"/>
         <w:trHeight w:hRule="exact" w:val="329"/>
       </w:trPr>
       <w:tc>
@@ -36677,6 +36681,8 @@
     </w:tr>
     <w:tr>
       <w:trPr>
+        <w:gridAfter w:val="1"/>
+        <w:wAfter w:w="16" w:type="dxa"/>
         <w:trHeight w:hRule="exact" w:val="273"/>
       </w:trPr>
       <w:tc>
@@ -37243,7 +37249,7 @@
               <w:noProof/>
               <w:sz w:val="22"/>
             </w:rPr>
-            <w:t>6</w:t>
+            <w:t>22</w:t>
           </w:r>
           <w:r>
             <w:rPr>
@@ -42621,7 +42627,7 @@
 </file>
 
 <file path=customXml/itemProps1.xml><?xml version="1.0" encoding="utf-8"?>
-<ds:datastoreItem xmlns:ds="http://schemas.openxmlformats.org/officeDocument/2006/customXml" ds:itemID="{62956371-B635-47E2-8091-F55C16A7983A}">
+<ds:datastoreItem xmlns:ds="http://schemas.openxmlformats.org/officeDocument/2006/customXml" ds:itemID="{3C8A59D1-41E4-467A-80C9-604F721A21E5}">
   <ds:schemaRefs>
     <ds:schemaRef ds:uri="http://schemas.openxmlformats.org/officeDocument/2006/bibliography"/>
   </ds:schemaRefs>
